--- a/tests/org.obeonetwork.m2doc.tests/resources/template/withBookmarkRefCallAfterBookmark/withBookmarkRefCallAfterBookmark-expected-generation.docx
+++ b/tests/org.obeonetwork.m2doc.tests/resources/template/withBookmarkRefCallAfterBookmark/withBookmarkRefCallAfterBookmark-expected-generation.docx
@@ -36,7 +36,7 @@
         </w:rPr>
         <w:t> :</w:t>
       </w:r>
-      <w:bookmarkStart w:name="testid" w:id="90281085702634086365652614780581977967"/>
+      <w:bookmarkStart w:name="testid" w:id="146201787714272602703364034031529048676"/>
     </w:p>
     <w:p>
       <w:pPr>
@@ -50,7 +50,7 @@
         </w:rPr>
         <w:t>test</w:t>
       </w:r>
-      <w:bookmarkEnd w:id="90281085702634086365652614780581977967"/>
+      <w:bookmarkEnd w:id="146201787714272602703364034031529048676"/>
     </w:p>
     <w:p>
       <w:pPr>
@@ -64,23 +64,23 @@
         </w:rPr>
         <w:t/>
       </w:r>
-      <w:r w:rsidR="45836978D756BA385843AAE5459479CD">
+      <w:r w:rsidR="4B91C8A8160E417997969457687D6837">
         <w:fldChar w:fldCharType="begin"/>
       </w:r>
-      <w:r w:rsidR="45836978D756BA385843AAE5459479CD">
+      <w:r w:rsidR="4B91C8A8160E417997969457687D6837">
         <w:instrText xml:space="preserve"> REF testid \h </w:instrText>
       </w:r>
-      <w:r w:rsidR="45836978D756BA385843AAE5459479CD">
+      <w:r w:rsidR="4B91C8A8160E417997969457687D6837">
         <w:fldChar w:fldCharType="separate"/>
       </w:r>
-      <w:r w:rsidR="45836978D756BA385843AAE5459479CD">
+      <w:r w:rsidR="4B91C8A8160E417997969457687D6837">
         <w:rPr>
           <w:noProof/>
           <w:b w:val="on"/>
         </w:rPr>
         <w:t>testidref</w:t>
       </w:r>
-      <w:r w:rsidR="45836978D756BA385843AAE5459479CD">
+      <w:r w:rsidR="4B91C8A8160E417997969457687D6837">
         <w:fldChar w:fldCharType="end"/>
       </w:r>
     </w:p>

--- a/tests/org.obeonetwork.m2doc.tests/resources/template/withBookmarkRefCallAfterBookmark/withBookmarkRefCallAfterBookmark-expected-generation.docx
+++ b/tests/org.obeonetwork.m2doc.tests/resources/template/withBookmarkRefCallAfterBookmark/withBookmarkRefCallAfterBookmark-expected-generation.docx
@@ -36,7 +36,7 @@
         </w:rPr>
         <w:t> :</w:t>
       </w:r>
-      <w:bookmarkStart w:name="testid" w:id="90281085702634086365652614780581977967"/>
+      <w:bookmarkStart w:name="testid" w:id="81973348384766311699497474916585655574"/>
     </w:p>
     <w:p>
       <w:pPr>
@@ -50,7 +50,7 @@
         </w:rPr>
         <w:t>test</w:t>
       </w:r>
-      <w:bookmarkEnd w:id="90281085702634086365652614780581977967"/>
+      <w:bookmarkEnd w:id="81973348384766311699497474916585655574"/>
     </w:p>
     <w:p>
       <w:pPr>
@@ -64,23 +64,23 @@
         </w:rPr>
         <w:t/>
       </w:r>
-      <w:r w:rsidR="45836978D756BA385843AAE5459479CD">
+      <w:r w:rsidR="2A6B1CA9BBF7BE8376809E0AC6DB2E3D">
         <w:fldChar w:fldCharType="begin"/>
       </w:r>
-      <w:r w:rsidR="45836978D756BA385843AAE5459479CD">
+      <w:r w:rsidR="2A6B1CA9BBF7BE8376809E0AC6DB2E3D">
         <w:instrText xml:space="preserve"> REF testid \h </w:instrText>
       </w:r>
-      <w:r w:rsidR="45836978D756BA385843AAE5459479CD">
+      <w:r w:rsidR="2A6B1CA9BBF7BE8376809E0AC6DB2E3D">
         <w:fldChar w:fldCharType="separate"/>
       </w:r>
-      <w:r w:rsidR="45836978D756BA385843AAE5459479CD">
+      <w:r w:rsidR="2A6B1CA9BBF7BE8376809E0AC6DB2E3D">
         <w:rPr>
           <w:noProof/>
           <w:b w:val="on"/>
         </w:rPr>
         <w:t>testidref</w:t>
       </w:r>
-      <w:r w:rsidR="45836978D756BA385843AAE5459479CD">
+      <w:r w:rsidR="2A6B1CA9BBF7BE8376809E0AC6DB2E3D">
         <w:fldChar w:fldCharType="end"/>
       </w:r>
     </w:p>
